--- a/QuadERP Marketing Kit/10_seo_blog_articles.docx
+++ b/QuadERP Marketing Kit/10_seo_blog_articles.docx
@@ -25,7 +25,7 @@
         <w:pStyle w:val="FirstParagraph"/>
       </w:pPr>
       <w:r>
-        <w:t xml:space="preserve">These articles are published on the QuadERP blog (quaderp.app/blog) and shared across social media. They target search terms that Ghanaian retail business owners are likely searching on Google. The primary goal is organic traffic → free trial signups. Each article should be helpful independently — even if the reader never tries QuadERP, they should leave the article having learned something valuable. The QuadERP mentions should feel natural, not forced.</w:t>
+        <w:t xml:space="preserve">These articles are published on the QuadERP blog (quaderp.app/blog) and shared across social media. They target search terms that Ghanaian retail business owners are likely searching on Google. The primary goal is organic traffic → free trial signups. Each article should be helpful independently, even if the reader never tries QuadERP, they should leave the article having learned something valuable. The QuadERP mentions should feel natural, not forced.</w:t>
       </w:r>
     </w:p>
     <w:p>
@@ -92,7 +92,7 @@
         <w:t xml:space="preserve"> </w:t>
       </w:r>
       <w:r>
-        <w:t xml:space="preserve">Stock theft costs Ghanaian shop owners thousands of cedis every year. Learn 7 proven strategies to catch and prevent retail theft in your shop — from stocktakes to smart technology.</w:t>
+        <w:t xml:space="preserve">Stock theft costs Ghanaian shop owners thousands of cedis every year. Learn 7 proven strategies to catch and prevent retail theft in your shop, from stocktakes to smart technology.</w:t>
       </w:r>
     </w:p>
     <w:p>
@@ -125,7 +125,7 @@
         <w:pStyle w:val="BodyText"/>
       </w:pPr>
       <w:r>
-        <w:t xml:space="preserve">The answer, statistically, is uncomfortable. Research shows that 75% of employees steal from their employer at least once, and retail is one of the hardest-hit sectors. In Ghana, where most shops rely on paper records and manual stock counting, the opportunities for theft are endless — and the ability to detect it is almost nonexistent.</w:t>
+        <w:t xml:space="preserve">The answer, statistically, is uncomfortable. Research shows that 75% of employees steal from their employer at least once, and retail is one of the hardest-hit sectors. In Ghana, where most shops rely on paper records and manual stock counting, the opportunities for theft are endless, and the ability to detect it is almost nonexistent.</w:t>
       </w:r>
     </w:p>
     <w:p>
@@ -150,7 +150,7 @@
         <w:pStyle w:val="FirstParagraph"/>
       </w:pPr>
       <w:r>
-        <w:t xml:space="preserve">The first step is the hardest: accepting that theft might be occurring in your shop right now. Many shop owners resist this idea because they trust their workers — and that trust is admirable. But trust without verification is just hope.</w:t>
+        <w:t xml:space="preserve">The first step is the hardest: accepting that theft might be occurring in your shop right now. Many shop owners resist this idea because they trust their workers, and that trust is admirable. But trust without verification is just hope.</w:t>
       </w:r>
     </w:p>
     <w:p>
@@ -176,7 +176,7 @@
         <w:pStyle w:val="FirstParagraph"/>
       </w:pPr>
       <w:r>
-        <w:t xml:space="preserve">Most shop owners do a full stocktake once a month — if at all. By that time, any discrepancies are old news and impossible to investigate.</w:t>
+        <w:t xml:space="preserve">Most shop owners do a full stocktake once a month. If at all. By that time, any discrepancies are old news and impossible to investigate.</w:t>
       </w:r>
     </w:p>
     <w:p>
@@ -223,15 +223,15 @@
         <w:pStyle w:val="FirstParagraph"/>
       </w:pPr>
       <w:r>
-        <w:t xml:space="preserve">At the end of every shift (not just every day — every shift), count the cash in the drawer and compare it to the sales records. If your records say you should have GHS 5,430 in cash and you only have GHS 5,200, that GHS 230 gap needs explaining.</w:t>
-      </w:r>
-    </w:p>
-    <w:p>
-      <w:pPr>
-        <w:pStyle w:val="BodyText"/>
-      </w:pPr>
-      <w:r>
-        <w:t xml:space="preserve">Small discrepancies add up. A GHS 50 daily gap is GHS 1,500 per month — that’s real money.</w:t>
+        <w:t xml:space="preserve">At the end of every shift (not just every day, every shift), count the cash in the drawer and compare it to the sales records. If your records say you should have GHS 5,430 in cash and you only have GHS 5,200, that GHS 230 gap needs explaining.</w:t>
+      </w:r>
+    </w:p>
+    <w:p>
+      <w:pPr>
+        <w:pStyle w:val="BodyText"/>
+      </w:pPr>
+      <w:r>
+        <w:t xml:space="preserve">Small discrepancies add up. A GHS 50 daily gap is GHS 1,500 per month. That’s real money.</w:t>
       </w:r>
     </w:p>
     <w:bookmarkEnd w:id="12"/>
@@ -257,7 +257,7 @@
         <w:pStyle w:val="BodyText"/>
       </w:pPr>
       <w:r>
-        <w:t xml:space="preserve">Digital point-of-sale systems create an immutable record of every transaction. Every sale, every void, every refund — logged with the time, the cashier’s name, and the payment method. You can’t erase a digital record.</w:t>
+        <w:t xml:space="preserve">Digital point-of-sale systems create an immutable record of every transaction. Every sale, every void, every refund. Logged with the time, the cashier’s name, and the payment method. You can’t erase a digital record.</w:t>
       </w:r>
     </w:p>
     <w:p>
@@ -279,7 +279,7 @@
         </w:r>
       </w:hyperlink>
       <w:r>
-        <w:t xml:space="preserve">, for example, includes a loss prevention module that automatically flags suspicious patterns — like multiple voids by the same cashier near closing time, or transactions processed after business hours. This kind of automated detection catches things that manual checks miss.</w:t>
+        <w:t xml:space="preserve">, for example, includes a loss prevention module that automatically flags suspicious patterns, like multiple voids by the same cashier near closing time, or transactions processed after business hours. This kind of automated detection catches things that manual checks miss.</w:t>
       </w:r>
     </w:p>
     <w:bookmarkEnd w:id="14"/>
@@ -341,7 +341,7 @@
         <w:pStyle w:val="Heading3"/>
       </w:pPr>
       <w:r>
-        <w:t xml:space="preserve">7. Address Issues Immediately — With Data, Not Emotion</w:t>
+        <w:t xml:space="preserve">7. Address Issues Immediately, With Data, Not Emotion</w:t>
       </w:r>
     </w:p>
     <w:p>
@@ -369,7 +369,7 @@
         <w:pStyle w:val="BodyText"/>
       </w:pPr>
       <w:r>
-        <w:t xml:space="preserve">If the explanation doesn’t add up, you have the data to support your next steps. If it does add up, you’ve demonstrated that you’re paying attention — which is a powerful deterrent on its own.</w:t>
+        <w:t xml:space="preserve">If the explanation doesn’t add up, you have the data to support your next steps. If it does add up, you’ve demonstrated that you’re paying attention, which is a powerful deterrent on its own.</w:t>
       </w:r>
     </w:p>
     <w:bookmarkEnd w:id="17"/>
@@ -387,7 +387,7 @@
         <w:pStyle w:val="FirstParagraph"/>
       </w:pPr>
       <w:r>
-        <w:t xml:space="preserve">Stock theft is a reality of retail — but it doesn’t have to be a cost you silently absorb. Combining regular stocktakes, daily cash reconciliation, and a smart tracking system can reduce shrinkage by 60-70%.</w:t>
+        <w:t xml:space="preserve">Stock theft is a reality of retail, but it doesn’t have to be a cost you silently absorb. Combining regular stocktakes, daily cash reconciliation, and a smart tracking system can reduce shrinkage by 60-70%.</w:t>
       </w:r>
     </w:p>
     <w:p>
@@ -421,10 +421,7 @@
         </w:r>
       </w:hyperlink>
       <w:r>
-        <w:t xml:space="preserve"> </w:t>
-      </w:r>
-      <w:r>
-        <w:t xml:space="preserve">— no credit card needed. See what your shop has been missing.</w:t>
+        <w:t xml:space="preserve">, no credit card needed. See what your shop has been missing.</w:t>
       </w:r>
     </w:p>
     <w:p>
@@ -555,7 +552,7 @@
         <w:pStyle w:val="BodyText"/>
       </w:pPr>
       <w:r>
-        <w:t xml:space="preserve">For a very small business — one person, a handful of products, a few sales per day — a well-maintained ledger can work. If you’re meticulous about recording every sale, every expense, and every stock movement, and you never miss an entry, the book does the job.</w:t>
+        <w:t xml:space="preserve">For a very small business, one person, a handful of products, a few sales per day, a well-maintained ledger can work. If you’re meticulous about recording every sale, every expense, and every stock movement, and you never miss an entry, the book does the job.</w:t>
       </w:r>
     </w:p>
     <w:bookmarkEnd w:id="20"/>
@@ -591,7 +588,7 @@
         <w:t xml:space="preserve"> </w:t>
       </w:r>
       <w:r>
-        <w:t xml:space="preserve">Every total, every daily sum, every monthly profit — you have to calculate manually. Human error is inevitable. A single addition mistake compounds through your entire month-end numbers.</w:t>
+        <w:t xml:space="preserve">Every total, every daily sum, every monthly profit. You have to calculate manually. Human error is inevitable. A single addition mistake compounds through your entire month-end numbers.</w:t>
       </w:r>
     </w:p>
     <w:p>
@@ -609,7 +606,7 @@
         <w:t xml:space="preserve"> </w:t>
       </w:r>
       <w:r>
-        <w:t xml:space="preserve">When stock runs low, when a cashier voids a sale suspiciously, when a customer’s credit balance exceeds a threshold — the book just sits there. You have to discover problems yourself, usually too late.</w:t>
+        <w:t xml:space="preserve">When stock runs low, when a cashier voids a sale suspiciously, when a customer’s credit balance exceeds a threshold, the book just sits there. You have to discover problems yourself, usually too late.</w:t>
       </w:r>
     </w:p>
     <w:p>
@@ -645,7 +642,7 @@
         <w:t xml:space="preserve"> </w:t>
       </w:r>
       <w:r>
-        <w:t xml:space="preserve">If the book is lost, stolen, water-damaged, or destroyed in a fire — your entire business record is gone. Forever.</w:t>
+        <w:t xml:space="preserve">If the book is lost, stolen, water-damaged, or destroyed in a fire. Your entire business record is gone. Forever.</w:t>
       </w:r>
     </w:p>
     <w:p>
@@ -1019,7 +1016,7 @@
         <w:pStyle w:val="BodyText"/>
       </w:pPr>
       <w:r>
-        <w:t xml:space="preserve">The efficiency gain alone is significant. Shop owners who switch from paper to a POS system report saving 6-8 hours per week on record-keeping. That’s almost a full working day — every week — that you can spend growing your business instead of counting it.</w:t>
+        <w:t xml:space="preserve">The efficiency gain alone is significant. Shop owners who switch from paper to a POS system report saving 6-8 hours per week on record-keeping. That’s almost a full working day, every week. That you can spend growing your business instead of counting it.</w:t>
       </w:r>
     </w:p>
     <w:bookmarkEnd w:id="22"/>
@@ -1037,7 +1034,7 @@
         <w:pStyle w:val="FirstParagraph"/>
       </w:pPr>
       <w:r>
-        <w:t xml:space="preserve">This used to be true. Traditional POS systems required dedicated hardware — special terminals, receipt printers, cash drawers — and cost GHS 5,000-15,000 upfront. Plus ongoing fees.</w:t>
+        <w:t xml:space="preserve">This used to be true. Traditional POS systems required dedicated hardware. Special terminals, receipt printers, cash drawers, and cost GHS 5,000-15,000 upfront. Plus ongoing fees.</w:t>
       </w:r>
     </w:p>
     <w:p>
@@ -1062,7 +1059,7 @@
         <w:t xml:space="preserve"> </w:t>
       </w:r>
       <w:r>
-        <w:t xml:space="preserve">have changed this completely. They run on your existing phone, tablet, or laptop. No special hardware. No installation. You sign up, add your products, and start selling. The cost is GHS 250/month — about GHS 8/day — with a free 30-day trial to make sure it works before you pay anything.</w:t>
+        <w:t xml:space="preserve">have changed this completely. They run on your existing phone, tablet, or laptop. No special hardware. No installation. You sign up, add your products, and start selling. The cost is GHS 250/month, about GHS 8/day, with a free 30-day trial to make sure it works before you pay anything.</w:t>
       </w:r>
     </w:p>
     <w:bookmarkEnd w:id="23"/>
@@ -1098,15 +1095,15 @@
         <w:pStyle w:val="FirstParagraph"/>
       </w:pPr>
       <w:r>
-        <w:t xml:space="preserve">Honestly? If your business has fewer than 20 products, makes fewer than 10 sales per day, and you’re the only person who touches the cash — a well-maintained ledger might be sufficient. The cost-benefit of a POS system scales with complexity.</w:t>
-      </w:r>
-    </w:p>
-    <w:p>
-      <w:pPr>
-        <w:pStyle w:val="BodyText"/>
-      </w:pPr>
-      <w:r>
-        <w:t xml:space="preserve">But if any of these are true — you have staff handling sales, you have more than one location, you can’t tell which products are profitable, you suspect stock is going missing — then the book is no longer enough. You need a system.</w:t>
+        <w:t xml:space="preserve">Honestly? If your business has fewer than 20 products, makes fewer than 10 sales per day, and you’re the only person who touches the cash, a well-maintained ledger might be sufficient. The cost-benefit of a POS system scales with complexity.</w:t>
+      </w:r>
+    </w:p>
+    <w:p>
+      <w:pPr>
+        <w:pStyle w:val="BodyText"/>
+      </w:pPr>
+      <w:r>
+        <w:t xml:space="preserve">But if any of these are true. You have staff handling sales, you have more than one location, you can’t tell which products are profitable, you suspect stock is going missing, then the book is no longer enough. You need a system.</w:t>
       </w:r>
     </w:p>
     <w:bookmarkEnd w:id="25"/>
@@ -1124,7 +1121,7 @@
         <w:pStyle w:val="FirstParagraph"/>
       </w:pPr>
       <w:r>
-        <w:t xml:space="preserve">The paper ledger isn’t wrong. It’s just limited. For a growing business in Ghana — especially one with staff, multiple products, or more than one location — a cloud-based POS system isn’t an upgrade. It’s the minimum requirement for knowing what’s really happening in your business.</w:t>
+        <w:t xml:space="preserve">The paper ledger isn’t wrong. It’s just limited. For a growing business in Ghana, especially one with staff, multiple products, or more than one location, a cloud-based POS system isn’t an upgrade. It’s the minimum requirement for knowing what’s really happening in your business.</w:t>
       </w:r>
     </w:p>
     <w:p>
@@ -1142,7 +1139,7 @@
         <w:t xml:space="preserve"> </w:t>
       </w:r>
       <w:r>
-        <w:t xml:space="preserve">and see the difference for yourself. Your ledger will be there if you want to go back — but we don’t think you will.</w:t>
+        <w:t xml:space="preserve">and see the difference for yourself. Your ledger will be there if you want to go back, but we don’t think you will.</w:t>
       </w:r>
       <w:r>
         <w:t xml:space="preserve"> </w:t>
@@ -1228,7 +1225,7 @@
         <w:t xml:space="preserve"> </w:t>
       </w:r>
       <w:r>
-        <w:t xml:space="preserve">Struggling to track stock across your shop branches in Ghana? Learn practical strategies for multi-location inventory management — from manual methods to smart software solutions.</w:t>
+        <w:t xml:space="preserve">Struggling to track stock across your shop branches in Ghana? Learn practical strategies for multi-location inventory management, from manual methods to smart software solutions.</w:t>
       </w:r>
     </w:p>
     <w:p>
@@ -1261,7 +1258,7 @@
         <w:pStyle w:val="BodyText"/>
       </w:pPr>
       <w:r>
-        <w:t xml:space="preserve">If you’re managing a single shop, stock management is straightforward — you can see the shelves, you know what sold today, you know what needs ordering. But the moment stock lives in two places, visibility drops dramatically. And with it, so does your control.</w:t>
+        <w:t xml:space="preserve">If you’re managing a single shop, stock management is straightforward. You can see the shelves, you know what sold today, you know what needs ordering. But the moment stock lives in two places, visibility drops dramatically. And with it, so does your control.</w:t>
       </w:r>
     </w:p>
     <w:bookmarkStart w:id="28" w:name="the-multi-branch-inventory-problem"/>
@@ -1296,7 +1293,7 @@
         <w:t xml:space="preserve"> </w:t>
       </w:r>
       <w:r>
-        <w:t xml:space="preserve">Branch A has 60 units of a product that’s barely moving. Branch B — where customers are asking for it every day — has been out of stock for a week. You don’t know because you haven’t visited Branch B this week.</w:t>
+        <w:t xml:space="preserve">Branch A has 60 units of a product that’s barely moving. Branch B. Where customers are asking for it every day. Has been out of stock for a week. You don’t know because you haven’t visited Branch B this week.</w:t>
       </w:r>
     </w:p>
     <w:p>
@@ -1434,7 +1431,7 @@
         </w:numPr>
       </w:pPr>
       <w:r>
-        <w:t xml:space="preserve">Consistent product naming —</w:t>
+        <w:t xml:space="preserve">Consistent product naming,</w:t>
       </w:r>
       <w:r>
         <w:t xml:space="preserve"> </w:t>
@@ -1506,7 +1503,7 @@
         <w:pStyle w:val="FirstParagraph"/>
       </w:pPr>
       <w:r>
-        <w:t xml:space="preserve">This is where technology becomes essential. A shared inventory management system gives you one view of stock across all locations. You can see that Branch A has surplus and Branch B has a shortage — and initiate a transfer from your phone.</w:t>
+        <w:t xml:space="preserve">This is where technology becomes essential. A shared inventory management system gives you one view of stock across all locations. You can see that Branch A has surplus and Branch B has a shortage, and initiate a transfer from your phone.</w:t>
       </w:r>
     </w:p>
     <w:p>
@@ -1525,7 +1522,7 @@
         <w:t xml:space="preserve"> </w:t>
       </w:r>
       <w:r>
-        <w:t xml:space="preserve">is designed specifically for this scenario. Every product, every location, one dashboard. You see real-time stock levels, process cross-branch transfers with tracking, and get alerts when any branch’s stock drops below reorder level. One Kumasi-based cosmetics chain owner told us she saved GHS 600/month in transport alone by managing branches from her phone instead of driving between locations.</w:t>
+        <w:t xml:space="preserve">is designed specifically for this scenario. Every product, every location, one dashboard. You see real-time stock levels, process cross-branch transfers with tracking, and get alerts when any branch’s stock drops below reorder level. An owner driving to three branches twice a week to check stock is spending real money on transport before a single item has been counted, and that trip is the one a shared dashboard removes.</w:t>
       </w:r>
     </w:p>
     <w:bookmarkEnd w:id="31"/>
@@ -1661,25 +1658,25 @@
         <w:pStyle w:val="FirstParagraph"/>
       </w:pPr>
       <w:r>
-        <w:t xml:space="preserve">Whether you use a system or not, start with this: call each branch manager right now and ask them to count your top 10 products. Compare the numbers to what you expect. If they match perfectly, congratulations — you’re one of the rare ones. If they don’t, it’s time to implement a system.</w:t>
-      </w:r>
-    </w:p>
-    <w:p>
-      <w:pPr>
-        <w:pStyle w:val="BodyText"/>
-      </w:pPr>
-      <w:r>
-        <w:rPr>
-          <w:b/>
-          <w:bCs/>
-        </w:rPr>
-        <w:t xml:space="preserve">QuadERP’s Multi-Branch plan is GHS 600/month</w:t>
-      </w:r>
-      <w:r>
-        <w:t xml:space="preserve"> </w:t>
-      </w:r>
-      <w:r>
-        <w:t xml:space="preserve">for up to 5 locations — GHS 4/day per branch.</w:t>
+        <w:t xml:space="preserve">Whether you use a system or not, start with this: call each branch manager right now and ask them to count your top 10 products. Compare the numbers to what you expect. If they match perfectly, congratulations. You’re one of the rare ones. If they don’t, it’s time to implement a system.</w:t>
+      </w:r>
+    </w:p>
+    <w:p>
+      <w:pPr>
+        <w:pStyle w:val="BodyText"/>
+      </w:pPr>
+      <w:r>
+        <w:rPr>
+          <w:b/>
+          <w:bCs/>
+        </w:rPr>
+        <w:t xml:space="preserve">QuadERP’s Multi-Branch plan is GHS 450/month</w:t>
+      </w:r>
+      <w:r>
+        <w:t xml:space="preserve"> </w:t>
+      </w:r>
+      <w:r>
+        <w:t xml:space="preserve">for up to 5 locations, GHS 3/day per branch.</w:t>
       </w:r>
       <w:r>
         <w:t xml:space="preserve"> </w:t>
@@ -1786,15 +1783,15 @@
         <w:pStyle w:val="FirstParagraph"/>
       </w:pPr>
       <w:r>
-        <w:t xml:space="preserve">Mobile Money has transformed how Ghanaians pay for everything — from taxi rides to school fees. If your retail shop doesn’t accept MoMo, you’re turning away customers who simply don’t carry cash.</w:t>
-      </w:r>
-    </w:p>
-    <w:p>
-      <w:pPr>
-        <w:pStyle w:val="BodyText"/>
-      </w:pPr>
-      <w:r>
-        <w:t xml:space="preserve">But accepting MoMo isn’t just about having a merchant number. It’s about integrating it into your sales process smoothly and — critically — tracking it properly so you don’t lose visibility on your money.</w:t>
+        <w:t xml:space="preserve">Mobile Money has transformed how Ghanaians pay for everything, from taxi rides to school fees. If your retail shop doesn’t accept MoMo, you’re turning away customers who simply don’t carry cash.</w:t>
+      </w:r>
+    </w:p>
+    <w:p>
+      <w:pPr>
+        <w:pStyle w:val="BodyText"/>
+      </w:pPr>
+      <w:r>
+        <w:t xml:space="preserve">But accepting MoMo isn’t just about having a merchant number. It’s about integrating it into your sales process smoothly and. Critically. Tracking it properly so you don’t lose visibility on your money.</w:t>
       </w:r>
     </w:p>
     <w:bookmarkStart w:id="37" w:name="why-your-shop-needs-to-accept-momo"/>
@@ -2043,7 +2040,7 @@
         <w:t xml:space="preserve"> </w:t>
       </w:r>
       <w:r>
-        <w:t xml:space="preserve">- At the end of the day, the cash drawer is reconciled — but MoMo payments aren’t. You know you had GHS 3,000 in cash sales but have no idea how much came via MoMo.</w:t>
+        <w:t xml:space="preserve">- At the end of the day, the cash drawer is reconciled, but MoMo payments aren’t. You know you had GHS 3,000 in cash sales but have no idea how much came via MoMo.</w:t>
       </w:r>
       <w:r>
         <w:t xml:space="preserve"> </w:t>
@@ -2131,7 +2128,7 @@
         <w:t xml:space="preserve"> </w:t>
       </w:r>
       <w:r>
-        <w:t xml:space="preserve">The most effective approach is a point-of-sale system that handles all payment types — cash, card, and MoMo — in one place. When a sale is processed as MoMo, the system automatically records it as a MoMo transaction, includes it in the daily total, and tracks it separately for reconciliation.</w:t>
+        <w:t xml:space="preserve">The most effective approach is a point-of-sale system that handles all payment types. Cash, card, and MoMo, in one place. When a sale is processed as MoMo, the system automatically records it as a MoMo transaction, includes it in the daily total, and tracks it separately for reconciliation.</w:t>
       </w:r>
     </w:p>
     <w:p>
@@ -2162,7 +2159,7 @@
         <w:t xml:space="preserve"> </w:t>
       </w:r>
       <w:r>
-        <w:t xml:space="preserve">the entire transaction is logged — amount, customer (if registered), timestamp, and payment type. Your end-of-day report shows exactly how much was cash, how much was MoMo, and how much was card. No mental arithmetic. No missed transactions.</w:t>
+        <w:t xml:space="preserve">the entire transaction is logged. Amount, customer (if registered), timestamp, and payment type. Your end-of-day report shows exactly how much was cash, how much was MoMo, and how much was card. No mental arithmetic. No missed transactions.</w:t>
       </w:r>
     </w:p>
     <w:p>
@@ -2180,7 +2177,7 @@
         <w:t xml:space="preserve"> </w:t>
       </w:r>
       <w:r>
-        <w:t xml:space="preserve">Watch for cashiers who process a GHS 200 sale as GHS 100 cash + GHS 100 MoMo — but pocket the cash and only send GHS 100 to the MoMo merchant account. A system that tracks split payments makes this visible.</w:t>
+        <w:t xml:space="preserve">Watch for cashiers who process a GHS 200 sale as GHS 100 cash + GHS 100 MoMo, but pocket the cash and only send GHS 100 to the MoMo merchant account. A system that tracks split payments makes this visible.</w:t>
       </w:r>
     </w:p>
     <w:bookmarkEnd w:id="40"/>
@@ -2250,7 +2247,7 @@
         <w:pStyle w:val="BodyText"/>
       </w:pPr>
       <w:r>
-        <w:t xml:space="preserve">On a GHS 100 sale, you pay about GHS 0.50-1.00 in fees. On a monthly revenue of GHS 40,000, that’s GHS 200-400 in MoMo fees. Many shop owners factor this into their pricing or accept it as a cost of doing business — the additional sales from MoMo-paying customers more than offset the fees.</w:t>
+        <w:t xml:space="preserve">On a GHS 100 sale, you pay about GHS 0.50-1.00 in fees. On a monthly revenue of GHS 40,000, that’s GHS 200-400 in MoMo fees. Many shop owners factor this into their pricing or accept it as a cost of doing business, the additional sales from MoMo-paying customers more than offset the fees.</w:t>
       </w:r>
     </w:p>
     <w:bookmarkEnd w:id="41"/>
@@ -2268,7 +2265,7 @@
         <w:pStyle w:val="FirstParagraph"/>
       </w:pPr>
       <w:r>
-        <w:t xml:space="preserve">If you’re not accepting MoMo, start today. If you’re accepting MoMo but not tracking it properly, fix that today. Every untracked MoMo transaction is an opportunity for error — or worse.</w:t>
+        <w:t xml:space="preserve">If you’re not accepting MoMo, start today. If you’re accepting MoMo but not tracking it properly, fix that today. Every untracked MoMo transaction is an opportunity for error, or worse.</w:t>
       </w:r>
     </w:p>
     <w:p>
@@ -2372,7 +2369,7 @@
         <w:t xml:space="preserve"> </w:t>
       </w:r>
       <w:r>
-        <w:t xml:space="preserve">Not sure if your shop is actually profitable? Learn how to calculate profit and loss properly — step by step — with practical examples for Ghanaian retail businesses.</w:t>
+        <w:t xml:space="preserve">Not sure if your shop is actually profitable? Learn how to calculate profit and loss properly. Step by step, with practical examples for Ghanaian retail businesses.</w:t>
       </w:r>
     </w:p>
     <w:p>
@@ -2417,7 +2414,7 @@
         <w:t xml:space="preserve"> </w:t>
       </w:r>
       <w:r>
-        <w:t xml:space="preserve">you’re not alone. Most retail shop owners in Ghana estimate their profit rather than calculate it. And the estimate is almost always wrong — usually in the optimistic direction.</w:t>
+        <w:t xml:space="preserve">you’re not alone. Most retail shop owners in Ghana estimate their profit rather than calculate it. And the estimate is almost always wrong, usually in the optimistic direction.</w:t>
       </w:r>
     </w:p>
     <w:p>
@@ -2480,7 +2477,7 @@
         <w:pStyle w:val="FirstParagraph"/>
       </w:pPr>
       <w:r>
-        <w:t xml:space="preserve">This is the total amount of money that came into your business from sales. All of it — cash, MoMo, card, credit sales.</w:t>
+        <w:t xml:space="preserve">This is the total amount of money that came into your business from sales. All of it. Cash, MoMo, card, credit sales.</w:t>
       </w:r>
     </w:p>
     <w:p>
@@ -2516,7 +2513,7 @@
         <w:t xml:space="preserve"> </w:t>
       </w:r>
       <w:r>
-        <w:t xml:space="preserve">Only counting the cash you can see. If GHS 5,000 came via MoMo and GHS 3,000 was sold on credit, your revenue is still GHS 45,000 — not the GHS 37,000 in cash.</w:t>
+        <w:t xml:space="preserve">Only counting the cash you can see. If GHS 5,000 came via MoMo and GHS 3,000 was sold on credit, your revenue is still GHS 45,000, not the GHS 37,000 in cash.</w:t>
       </w:r>
     </w:p>
     <w:bookmarkEnd w:id="45"/>
@@ -2534,7 +2531,7 @@
         <w:pStyle w:val="FirstParagraph"/>
       </w:pPr>
       <w:r>
-        <w:t xml:space="preserve">This is how much you paid for the products you sold. Not the products you bought — the products you</w:t>
+        <w:t xml:space="preserve">This is how much you paid for the products you sold. Not the products you bought, the products you</w:t>
       </w:r>
       <w:r>
         <w:t xml:space="preserve"> </w:t>
@@ -3069,7 +3066,7 @@
         <w:t xml:space="preserve"> </w:t>
       </w:r>
       <w:r>
-        <w:t xml:space="preserve">Revenue of GHS 45,000 means nothing if GHS 5,000 of it hasn’t actually been collected. Your cash flow is only GHS 40,000 — and if those credit customers never pay, your actual revenue is lower.</w:t>
+        <w:t xml:space="preserve">Revenue of GHS 45,000 means nothing if GHS 5,000 of it hasn’t actually been collected. Your cash flow is only GHS 40,000, and if those credit customers never pay, your actual revenue is lower.</w:t>
       </w:r>
     </w:p>
     <w:p>
@@ -3087,7 +3084,7 @@
         <w:t xml:space="preserve"> </w:t>
       </w:r>
       <w:r>
-        <w:t xml:space="preserve">Small expenses — a GHS 50 delivery here, a GHS 30 supply purchase there — add up. If you’re not recording every expense, your profit calculation is overstated.</w:t>
+        <w:t xml:space="preserve">Small expenses, a GHS 50 delivery here, a GHS 30 supply purchase there. Add up. If you’re not recording every expense, your profit calculation is overstated.</w:t>
       </w:r>
     </w:p>
     <w:p>
@@ -3141,7 +3138,7 @@
         <w:t xml:space="preserve"> </w:t>
       </w:r>
       <w:r>
-        <w:t xml:space="preserve">Every sale through a system means revenue is calculated automatically — no adding columns of numbers.</w:t>
+        <w:t xml:space="preserve">Every sale through a system means revenue is calculated automatically, no adding columns of numbers.</w:t>
       </w:r>
     </w:p>
     <w:p>
@@ -3196,7 +3193,7 @@
         <w:t xml:space="preserve"> </w:t>
       </w:r>
       <w:r>
-        <w:t xml:space="preserve">does all three automatically. It tracks every sale (with payment method), adjusts inventory in real-time, and lets you record expenses on the spot. Your profit and loss report is generated automatically — no manual calculations, no guesswork.</w:t>
+        <w:t xml:space="preserve">does all three automatically. It tracks every sale (with payment method), adjusts inventory in real-time, and lets you record expenses on the spot. Your profit and loss report is generated automatically, no manual calculations, no guesswork.</w:t>
       </w:r>
     </w:p>
     <w:bookmarkEnd w:id="51"/>
@@ -3240,7 +3237,7 @@
         <w:pStyle w:val="BodyText"/>
       </w:pPr>
       <w:r>
-        <w:t xml:space="preserve">Do this for one full month. Then calculate your profit using the formula above. The number might surprise you — but at least it’ll be real.</w:t>
+        <w:t xml:space="preserve">Do this for one full month. Then calculate your profit using the formula above. The number might surprise you, but at least it’ll be real.</w:t>
       </w:r>
     </w:p>
     <w:p>
@@ -3306,7 +3303,7 @@
         <w:t xml:space="preserve"> </w:t>
       </w:r>
       <w:r>
-        <w:t xml:space="preserve">Use the target keywords in the page title, H1 tag, first paragraph, one H2, and the meta description. Don’t keyword-stuff — write naturally.</w:t>
+        <w:t xml:space="preserve">Use the target keywords in the page title, H1 tag, first paragraph, one H2, and the meta description. Don’t keyword-stuff. Write naturally.</w:t>
       </w:r>
     </w:p>
     <w:p>
